--- a/Webapp/Webapp.docx
+++ b/Webapp/Webapp.docx
@@ -4446,7 +4446,7 @@
         <w:ind w:left="920" w:right="120" w:hanging="280"/>
       </w:pPr>
       <w:r>
-        <w:t xml:space="preserve">The pass mark defaults to 60%, configurable per test and not tied to any exam's rules. A pass sets the unit to passed.</w:t>
+        <w:t xml:space="preserve">The pass mark defaults to 70% (7 of 10), configurable per test and not tied to any exam's rules. A pass sets the unit to passed.</w:t>
       </w:r>
     </w:p>
     <w:p>
@@ -5325,7 +5325,7 @@
         <w:ind w:left="560" w:right="120" w:hanging="280"/>
       </w:pPr>
       <w:r>
-        <w:t xml:space="preserve">Follow India's DPDP Act 2023 and its Rules. Under-18 learners need verifiable guardian consent, and this needs legal review before launch.</w:t>
+        <w:t xml:space="preserve">Follow India's DPDP Act 2023 and its Rules. At launch, sign-up is for learners aged 18 or over, who confirm their age. Guests of any age read everything. A guardian-consent flow needs legal review first.</w:t>
       </w:r>
     </w:p>
     <w:p>
@@ -6413,7 +6413,7 @@
           <w:sz w:val="24"/>
           <w:szCs w:val="24"/>
         </w:rPr>
-        <w:t xml:space="preserve">14. Ask me before you start</w:t>
+        <w:t xml:space="preserve">14. Decisions (answered 26 September 2026; see Webapp/ARCHITECTURE.md §1)</w:t>
       </w:r>
     </w:p>
     <w:p>
